--- a/fuentes/CF1_63310033_DU.docx
+++ b/fuentes/CF1_63310033_DU.docx
@@ -1,6 +1,6 @@
 
 <file path=word/document.xml><?xml version="1.0" encoding="utf-8"?>
-<w:document xmlns:wpc="http://schemas.microsoft.com/office/word/2010/wordprocessingCanvas" xmlns:cx="http://schemas.microsoft.com/office/drawing/2014/chartex" xmlns:cx1="http://schemas.microsoft.com/office/drawing/2015/9/8/chartex" xmlns:cx2="http://schemas.microsoft.com/office/drawing/2015/10/21/chartex" xmlns:cx3="http://schemas.microsoft.com/office/drawing/2016/5/9/chartex" xmlns:cx4="http://schemas.microsoft.com/office/drawing/2016/5/10/chartex" xmlns:cx5="http://schemas.microsoft.com/office/drawing/2016/5/11/chartex" xmlns:cx6="http://schemas.microsoft.com/office/drawing/2016/5/12/chartex" xmlns:cx7="http://schemas.microsoft.com/office/drawing/2016/5/13/chartex" xmlns:cx8="http://schemas.microsoft.com/office/drawing/2016/5/14/chartex" xmlns:mc="http://schemas.openxmlformats.org/markup-compatibility/2006" xmlns:aink="http://schemas.microsoft.com/office/drawing/2016/ink" xmlns:am3d="http://schemas.microsoft.com/office/drawing/2017/model3d" xmlns:o="urn:schemas-microsoft-com:office:office" xmlns:r="http://schemas.openxmlformats.org/officeDocument/2006/relationships" xmlns:m="http://schemas.openxmlformats.org/officeDocument/2006/math" xmlns:v="urn:schemas-microsoft-com:vml" xmlns:wp14="http://schemas.microsoft.com/office/word/2010/wordprocessingDrawing" xmlns:wp="http://schemas.openxmlformats.org/drawingml/2006/wordprocessingDrawing" xmlns:w10="urn:schemas-microsoft-com:office:word" xmlns:w="http://schemas.openxmlformats.org/wordprocessingml/2006/main" xmlns:w14="http://schemas.microsoft.com/office/word/2010/wordml" xmlns:w15="http://schemas.microsoft.com/office/word/2012/wordml" xmlns:w16cex="http://schemas.microsoft.com/office/word/2018/wordml/cex" xmlns:w16cid="http://schemas.microsoft.com/office/word/2016/wordml/cid" xmlns:w16="http://schemas.microsoft.com/office/word/2018/wordml" xmlns:w16sdtdh="http://schemas.microsoft.com/office/word/2020/wordml/sdtdatahash" xmlns:w16se="http://schemas.microsoft.com/office/word/2015/wordml/symex" xmlns:wpg="http://schemas.microsoft.com/office/word/2010/wordprocessingGroup" xmlns:wpi="http://schemas.microsoft.com/office/word/2010/wordprocessingInk" xmlns:wne="http://schemas.microsoft.com/office/word/2006/wordml" xmlns:wps="http://schemas.microsoft.com/office/word/2010/wordprocessingShape" mc:Ignorable="w14 w15 w16se w16cid w16 w16cex w16sdtdh wp14">
+<w:document xmlns:wpc="http://schemas.microsoft.com/office/word/2010/wordprocessingCanvas" xmlns:cx="http://schemas.microsoft.com/office/drawing/2014/chartex" xmlns:cx1="http://schemas.microsoft.com/office/drawing/2015/9/8/chartex" xmlns:cx2="http://schemas.microsoft.com/office/drawing/2015/10/21/chartex" xmlns:cx3="http://schemas.microsoft.com/office/drawing/2016/5/9/chartex" xmlns:cx4="http://schemas.microsoft.com/office/drawing/2016/5/10/chartex" xmlns:cx5="http://schemas.microsoft.com/office/drawing/2016/5/11/chartex" xmlns:cx6="http://schemas.microsoft.com/office/drawing/2016/5/12/chartex" xmlns:cx7="http://schemas.microsoft.com/office/drawing/2016/5/13/chartex" xmlns:cx8="http://schemas.microsoft.com/office/drawing/2016/5/14/chartex" xmlns:mc="http://schemas.openxmlformats.org/markup-compatibility/2006" xmlns:aink="http://schemas.microsoft.com/office/drawing/2016/ink" xmlns:am3d="http://schemas.microsoft.com/office/drawing/2017/model3d" xmlns:o="urn:schemas-microsoft-com:office:office" xmlns:oel="http://schemas.microsoft.com/office/2019/extlst" xmlns:r="http://schemas.openxmlformats.org/officeDocument/2006/relationships" xmlns:m="http://schemas.openxmlformats.org/officeDocument/2006/math" xmlns:v="urn:schemas-microsoft-com:vml" xmlns:wp14="http://schemas.microsoft.com/office/word/2010/wordprocessingDrawing" xmlns:wp="http://schemas.openxmlformats.org/drawingml/2006/wordprocessingDrawing" xmlns:w10="urn:schemas-microsoft-com:office:word" xmlns:w="http://schemas.openxmlformats.org/wordprocessingml/2006/main" xmlns:w14="http://schemas.microsoft.com/office/word/2010/wordml" xmlns:w15="http://schemas.microsoft.com/office/word/2012/wordml" xmlns:w16cex="http://schemas.microsoft.com/office/word/2018/wordml/cex" xmlns:w16cid="http://schemas.microsoft.com/office/word/2016/wordml/cid" xmlns:w16="http://schemas.microsoft.com/office/word/2018/wordml" xmlns:w16du="http://schemas.microsoft.com/office/word/2023/wordml/word16du" xmlns:w16sdtdh="http://schemas.microsoft.com/office/word/2020/wordml/sdtdatahash" xmlns:w16sdtfl="http://schemas.microsoft.com/office/word/2024/wordml/sdtformatlock" xmlns:w16se="http://schemas.microsoft.com/office/word/2015/wordml/symex" xmlns:wpg="http://schemas.microsoft.com/office/word/2010/wordprocessingGroup" xmlns:wpi="http://schemas.microsoft.com/office/word/2010/wordprocessingInk" xmlns:wne="http://schemas.microsoft.com/office/word/2006/wordml" xmlns:wps="http://schemas.microsoft.com/office/word/2010/wordprocessingShape" mc:Ignorable="w14 w15 w16se w16cid w16 w16cex w16sdtdh w16sdtfl w16du wp14">
   <w:body>
     <w:p>
       <w:r>
@@ -3839,7 +3839,6 @@
         </w:rPr>
         <w:t xml:space="preserve">Los </w:t>
       </w:r>
-      <w:proofErr w:type="spellStart"/>
       <w:r>
         <w:rPr>
           <w:rStyle w:val="Extranjerismo"/>
@@ -3847,14 +3846,12 @@
         </w:rPr>
         <w:t>hotspots</w:t>
       </w:r>
-      <w:proofErr w:type="spellEnd"/>
       <w:r>
         <w:rPr>
           <w:lang w:val="es-419" w:eastAsia="es-CO"/>
         </w:rPr>
         <w:t xml:space="preserve"> de biodiversidad son regiones geográficas que albergan una extraordinaria riqueza de especies, especialmente de plantas vasculares (con más de 1.500 especies endémicas), y una elevada concentración de especies de vertebrados que no se encuentran en ninguna otra parte del planeta. Para ser considerado un </w:t>
       </w:r>
-      <w:proofErr w:type="spellStart"/>
       <w:r>
         <w:rPr>
           <w:rStyle w:val="Extranjerismo"/>
@@ -3862,7 +3859,6 @@
         </w:rPr>
         <w:t>hotspot</w:t>
       </w:r>
-      <w:proofErr w:type="spellEnd"/>
       <w:r>
         <w:rPr>
           <w:lang w:val="es-419" w:eastAsia="es-CO"/>
@@ -3882,7 +3878,6 @@
         </w:rPr>
         <w:t xml:space="preserve">Estos lugares son prioritarios para la conservación, ya que representan zonas críticas donde la biodiversidad se encuentra altamente amenazada. A pesar de cubrir apenas una pequeña fracción de la superficie terrestre mundial, los </w:t>
       </w:r>
-      <w:proofErr w:type="spellStart"/>
       <w:r>
         <w:rPr>
           <w:rStyle w:val="Extranjerismo"/>
@@ -3890,7 +3885,6 @@
         </w:rPr>
         <w:t>hotspots</w:t>
       </w:r>
-      <w:proofErr w:type="spellEnd"/>
       <w:r>
         <w:rPr>
           <w:lang w:val="es-419" w:eastAsia="es-CO"/>
@@ -3912,7 +3906,6 @@
         </w:rPr>
         <w:t xml:space="preserve">Se han identificado 35 </w:t>
       </w:r>
-      <w:proofErr w:type="spellStart"/>
       <w:r>
         <w:rPr>
           <w:rStyle w:val="Extranjerismo"/>
@@ -3920,7 +3913,6 @@
         </w:rPr>
         <w:t>hotspots</w:t>
       </w:r>
-      <w:proofErr w:type="spellEnd"/>
       <w:r>
         <w:rPr>
           <w:lang w:val="es-419" w:eastAsia="es-CO"/>
@@ -4695,21 +4687,7 @@
         <w:rPr>
           <w:lang w:val="es-419" w:eastAsia="es-CO"/>
         </w:rPr>
-        <w:t xml:space="preserve">Provincia </w:t>
-      </w:r>
-      <w:proofErr w:type="spellStart"/>
-      <w:r>
-        <w:rPr>
-          <w:lang w:val="es-419" w:eastAsia="es-CO"/>
-        </w:rPr>
-        <w:t>forestística</w:t>
-      </w:r>
-      <w:proofErr w:type="spellEnd"/>
-      <w:r>
-        <w:rPr>
-          <w:lang w:val="es-419" w:eastAsia="es-CO"/>
-        </w:rPr>
-        <w:t xml:space="preserve"> californiana</w:t>
+        <w:t>Provincia forestística californiana</w:t>
       </w:r>
       <w:r>
         <w:rPr>
@@ -4782,16 +4760,8 @@
         <w:rPr>
           <w:lang w:val="es-419" w:eastAsia="es-CO"/>
         </w:rPr>
-        <w:t xml:space="preserve">Bosques de pinos y robles </w:t>
-      </w:r>
-      <w:proofErr w:type="spellStart"/>
-      <w:r>
-        <w:rPr>
-          <w:lang w:val="es-419" w:eastAsia="es-CO"/>
-        </w:rPr>
-        <w:t>madrones</w:t>
-      </w:r>
-      <w:proofErr w:type="spellEnd"/>
+        <w:t>Bosques de pinos y robles madrones</w:t>
+      </w:r>
       <w:r>
         <w:rPr>
           <w:lang w:val="es-419" w:eastAsia="es-CO"/>
@@ -5283,21 +5253,7 @@
         <w:rPr>
           <w:lang w:val="es-419" w:eastAsia="es-CO"/>
         </w:rPr>
-        <w:t xml:space="preserve">Fuente: </w:t>
-      </w:r>
-      <w:proofErr w:type="spellStart"/>
-      <w:r>
-        <w:rPr>
-          <w:lang w:val="es-419" w:eastAsia="es-CO"/>
-        </w:rPr>
-        <w:t>Infoecologia</w:t>
-      </w:r>
-      <w:proofErr w:type="spellEnd"/>
-      <w:r>
-        <w:rPr>
-          <w:lang w:val="es-419" w:eastAsia="es-CO"/>
-        </w:rPr>
-        <w:t xml:space="preserve"> (2017)</w:t>
+        <w:t>Fuente: Infoecologia (2017)</w:t>
       </w:r>
     </w:p>
     <w:p>
@@ -5420,21 +5376,7 @@
         <w:rPr>
           <w:lang w:val="es-419" w:eastAsia="es-CO"/>
         </w:rPr>
-        <w:t xml:space="preserve">Fuente: </w:t>
-      </w:r>
-      <w:proofErr w:type="spellStart"/>
-      <w:r>
-        <w:rPr>
-          <w:lang w:val="es-419" w:eastAsia="es-CO"/>
-        </w:rPr>
-        <w:t>Infoecologia</w:t>
-      </w:r>
-      <w:proofErr w:type="spellEnd"/>
-      <w:r>
-        <w:rPr>
-          <w:lang w:val="es-419" w:eastAsia="es-CO"/>
-        </w:rPr>
-        <w:t xml:space="preserve"> (2017)</w:t>
+        <w:t>Fuente: Infoecologia (2017)</w:t>
       </w:r>
     </w:p>
     <w:p>
@@ -6352,19 +6294,6 @@
       </w:pPr>
       <w:r>
         <w:rPr>
-          <w:lang w:eastAsia="es-CO"/>
-        </w:rPr>
-        <w:t>Por su parte, los servicios de soporte (también llamados servicios de mantenimiento o de base) son fundamentales para la generación de todos los demás servicios ecosistémicos, aunque no se perciben de forma inmediata. Incluyen procesos ecológicos esenciales que operan a largo plazo y en grandes escalas espaciales.</w:t>
-      </w:r>
-    </w:p>
-    <w:p>
-      <w:pPr>
-        <w:rPr>
-          <w:lang w:eastAsia="es-CO"/>
-        </w:rPr>
-      </w:pPr>
-      <w:r>
-        <w:rPr>
           <w:b/>
           <w:bCs/>
           <w:lang w:eastAsia="es-CO"/>
@@ -6507,6 +6436,30 @@
     </w:p>
     <w:p>
       <w:pPr>
+        <w:rPr>
+          <w:lang w:val="es-419" w:eastAsia="es-CO"/>
+        </w:rPr>
+      </w:pPr>
+    </w:p>
+    <w:p>
+      <w:pPr>
+        <w:ind w:firstLine="0"/>
+        <w:rPr>
+          <w:lang w:val="es-419" w:eastAsia="es-CO"/>
+        </w:rPr>
+      </w:pPr>
+    </w:p>
+    <w:p>
+      <w:pPr>
+        <w:ind w:firstLine="0"/>
+        <w:rPr>
+          <w:lang w:val="es-419" w:eastAsia="es-CO"/>
+        </w:rPr>
+      </w:pPr>
+    </w:p>
+    <w:p>
+      <w:pPr>
+        <w:ind w:firstLine="0"/>
         <w:rPr>
           <w:lang w:val="es-419" w:eastAsia="es-CO"/>
         </w:rPr>
@@ -7771,13 +7724,8 @@
             <w:pPr>
               <w:pStyle w:val="TextoTablas"/>
             </w:pPr>
-            <w:proofErr w:type="spellStart"/>
-            <w:r>
-              <w:t>Milady</w:t>
-            </w:r>
-            <w:proofErr w:type="spellEnd"/>
-            <w:r>
-              <w:t xml:space="preserve"> Tatiana Villamil Castellanos</w:t>
+            <w:r>
+              <w:t>Milady Tatiana Villamil Castellanos</w:t>
             </w:r>
           </w:p>
         </w:tc>
@@ -7954,21 +7902,8 @@
             <w:pPr>
               <w:pStyle w:val="TextoTablas"/>
             </w:pPr>
-            <w:proofErr w:type="spellStart"/>
-            <w:r>
-              <w:t>Yazmin</w:t>
-            </w:r>
-            <w:proofErr w:type="spellEnd"/>
-            <w:r>
-              <w:t xml:space="preserve"> </w:t>
-            </w:r>
-            <w:proofErr w:type="spellStart"/>
-            <w:r>
-              <w:t>Rocio</w:t>
-            </w:r>
-            <w:proofErr w:type="spellEnd"/>
-            <w:r>
-              <w:t xml:space="preserve"> Figueroa Pacheco</w:t>
+            <w:r>
+              <w:t>Yazmin Rocio Figueroa Pacheco</w:t>
             </w:r>
           </w:p>
         </w:tc>
@@ -8011,13 +7946,8 @@
             <w:pPr>
               <w:pStyle w:val="TextoTablas"/>
             </w:pPr>
-            <w:proofErr w:type="spellStart"/>
-            <w:r>
-              <w:t>Lucenith</w:t>
-            </w:r>
-            <w:proofErr w:type="spellEnd"/>
-            <w:r>
-              <w:t xml:space="preserve"> Pinilla Moreno</w:t>
+            <w:r>
+              <w:t>Lucenith Pinilla Moreno</w:t>
             </w:r>
           </w:p>
         </w:tc>
@@ -8067,13 +7997,8 @@
             <w:pPr>
               <w:pStyle w:val="TextoTablas"/>
             </w:pPr>
-            <w:proofErr w:type="spellStart"/>
-            <w:r>
-              <w:t>Maria</w:t>
-            </w:r>
-            <w:proofErr w:type="spellEnd"/>
-            <w:r>
-              <w:t xml:space="preserve"> Alejandra Vera Briceño</w:t>
+            <w:r>
+              <w:t>Maria Alejandra Vera Briceño</w:t>
             </w:r>
           </w:p>
         </w:tc>
@@ -8117,15 +8042,7 @@
               <w:pStyle w:val="TextoTablas"/>
             </w:pPr>
             <w:r>
-              <w:t xml:space="preserve">Laura Paola </w:t>
-            </w:r>
-            <w:proofErr w:type="spellStart"/>
-            <w:r>
-              <w:t>Gelvez</w:t>
-            </w:r>
-            <w:proofErr w:type="spellEnd"/>
-            <w:r>
-              <w:t xml:space="preserve"> Manosalva</w:t>
+              <w:t>Laura Paola Gelvez Manosalva</w:t>
             </w:r>
           </w:p>
         </w:tc>
@@ -8223,7 +8140,7 @@
 </file>
 
 <file path=word/endnotes.xml><?xml version="1.0" encoding="utf-8"?>
-<w:endnotes xmlns:wpc="http://schemas.microsoft.com/office/word/2010/wordprocessingCanvas" xmlns:cx="http://schemas.microsoft.com/office/drawing/2014/chartex" xmlns:cx1="http://schemas.microsoft.com/office/drawing/2015/9/8/chartex" xmlns:cx2="http://schemas.microsoft.com/office/drawing/2015/10/21/chartex" xmlns:cx3="http://schemas.microsoft.com/office/drawing/2016/5/9/chartex" xmlns:cx4="http://schemas.microsoft.com/office/drawing/2016/5/10/chartex" xmlns:cx5="http://schemas.microsoft.com/office/drawing/2016/5/11/chartex" xmlns:cx6="http://schemas.microsoft.com/office/drawing/2016/5/12/chartex" xmlns:cx7="http://schemas.microsoft.com/office/drawing/2016/5/13/chartex" xmlns:cx8="http://schemas.microsoft.com/office/drawing/2016/5/14/chartex" xmlns:mc="http://schemas.openxmlformats.org/markup-compatibility/2006" xmlns:aink="http://schemas.microsoft.com/office/drawing/2016/ink" xmlns:am3d="http://schemas.microsoft.com/office/drawing/2017/model3d" xmlns:o="urn:schemas-microsoft-com:office:office" xmlns:r="http://schemas.openxmlformats.org/officeDocument/2006/relationships" xmlns:m="http://schemas.openxmlformats.org/officeDocument/2006/math" xmlns:v="urn:schemas-microsoft-com:vml" xmlns:wp14="http://schemas.microsoft.com/office/word/2010/wordprocessingDrawing" xmlns:wp="http://schemas.openxmlformats.org/drawingml/2006/wordprocessingDrawing" xmlns:w10="urn:schemas-microsoft-com:office:word" xmlns:w="http://schemas.openxmlformats.org/wordprocessingml/2006/main" xmlns:w14="http://schemas.microsoft.com/office/word/2010/wordml" xmlns:w15="http://schemas.microsoft.com/office/word/2012/wordml" xmlns:w16cex="http://schemas.microsoft.com/office/word/2018/wordml/cex" xmlns:w16cid="http://schemas.microsoft.com/office/word/2016/wordml/cid" xmlns:w16="http://schemas.microsoft.com/office/word/2018/wordml" xmlns:w16sdtdh="http://schemas.microsoft.com/office/word/2020/wordml/sdtdatahash" xmlns:w16se="http://schemas.microsoft.com/office/word/2015/wordml/symex" xmlns:wpg="http://schemas.microsoft.com/office/word/2010/wordprocessingGroup" xmlns:wpi="http://schemas.microsoft.com/office/word/2010/wordprocessingInk" xmlns:wne="http://schemas.microsoft.com/office/word/2006/wordml" xmlns:wps="http://schemas.microsoft.com/office/word/2010/wordprocessingShape" mc:Ignorable="w14 w15 w16se w16cid w16 w16cex w16sdtdh wp14">
+<w:endnotes xmlns:wpc="http://schemas.microsoft.com/office/word/2010/wordprocessingCanvas" xmlns:cx="http://schemas.microsoft.com/office/drawing/2014/chartex" xmlns:cx1="http://schemas.microsoft.com/office/drawing/2015/9/8/chartex" xmlns:cx2="http://schemas.microsoft.com/office/drawing/2015/10/21/chartex" xmlns:cx3="http://schemas.microsoft.com/office/drawing/2016/5/9/chartex" xmlns:cx4="http://schemas.microsoft.com/office/drawing/2016/5/10/chartex" xmlns:cx5="http://schemas.microsoft.com/office/drawing/2016/5/11/chartex" xmlns:cx6="http://schemas.microsoft.com/office/drawing/2016/5/12/chartex" xmlns:cx7="http://schemas.microsoft.com/office/drawing/2016/5/13/chartex" xmlns:cx8="http://schemas.microsoft.com/office/drawing/2016/5/14/chartex" xmlns:mc="http://schemas.openxmlformats.org/markup-compatibility/2006" xmlns:aink="http://schemas.microsoft.com/office/drawing/2016/ink" xmlns:am3d="http://schemas.microsoft.com/office/drawing/2017/model3d" xmlns:o="urn:schemas-microsoft-com:office:office" xmlns:oel="http://schemas.microsoft.com/office/2019/extlst" xmlns:r="http://schemas.openxmlformats.org/officeDocument/2006/relationships" xmlns:m="http://schemas.openxmlformats.org/officeDocument/2006/math" xmlns:v="urn:schemas-microsoft-com:vml" xmlns:wp14="http://schemas.microsoft.com/office/word/2010/wordprocessingDrawing" xmlns:wp="http://schemas.openxmlformats.org/drawingml/2006/wordprocessingDrawing" xmlns:w10="urn:schemas-microsoft-com:office:word" xmlns:w="http://schemas.openxmlformats.org/wordprocessingml/2006/main" xmlns:w14="http://schemas.microsoft.com/office/word/2010/wordml" xmlns:w15="http://schemas.microsoft.com/office/word/2012/wordml" xmlns:w16cex="http://schemas.microsoft.com/office/word/2018/wordml/cex" xmlns:w16cid="http://schemas.microsoft.com/office/word/2016/wordml/cid" xmlns:w16="http://schemas.microsoft.com/office/word/2018/wordml" xmlns:w16du="http://schemas.microsoft.com/office/word/2023/wordml/word16du" xmlns:w16sdtdh="http://schemas.microsoft.com/office/word/2020/wordml/sdtdatahash" xmlns:w16sdtfl="http://schemas.microsoft.com/office/word/2024/wordml/sdtformatlock" xmlns:w16se="http://schemas.microsoft.com/office/word/2015/wordml/symex" xmlns:wpg="http://schemas.microsoft.com/office/word/2010/wordprocessingGroup" xmlns:wpi="http://schemas.microsoft.com/office/word/2010/wordprocessingInk" xmlns:wne="http://schemas.microsoft.com/office/word/2006/wordml" xmlns:wps="http://schemas.microsoft.com/office/word/2010/wordprocessingShape" mc:Ignorable="w14 w15 w16se w16cid w16 w16cex w16sdtdh w16sdtfl w16du wp14">
   <w:endnote w:type="separator" w:id="-1">
     <w:p>
       <w:pPr>
@@ -8248,7 +8165,7 @@
 </file>
 
 <file path=word/footer1.xml><?xml version="1.0" encoding="utf-8"?>
-<w:ftr xmlns:wpc="http://schemas.microsoft.com/office/word/2010/wordprocessingCanvas" xmlns:cx="http://schemas.microsoft.com/office/drawing/2014/chartex" xmlns:cx1="http://schemas.microsoft.com/office/drawing/2015/9/8/chartex" xmlns:cx2="http://schemas.microsoft.com/office/drawing/2015/10/21/chartex" xmlns:cx3="http://schemas.microsoft.com/office/drawing/2016/5/9/chartex" xmlns:cx4="http://schemas.microsoft.com/office/drawing/2016/5/10/chartex" xmlns:cx5="http://schemas.microsoft.com/office/drawing/2016/5/11/chartex" xmlns:cx6="http://schemas.microsoft.com/office/drawing/2016/5/12/chartex" xmlns:cx7="http://schemas.microsoft.com/office/drawing/2016/5/13/chartex" xmlns:cx8="http://schemas.microsoft.com/office/drawing/2016/5/14/chartex" xmlns:mc="http://schemas.openxmlformats.org/markup-compatibility/2006" xmlns:aink="http://schemas.microsoft.com/office/drawing/2016/ink" xmlns:am3d="http://schemas.microsoft.com/office/drawing/2017/model3d" xmlns:o="urn:schemas-microsoft-com:office:office" xmlns:r="http://schemas.openxmlformats.org/officeDocument/2006/relationships" xmlns:m="http://schemas.openxmlformats.org/officeDocument/2006/math" xmlns:v="urn:schemas-microsoft-com:vml" xmlns:wp14="http://schemas.microsoft.com/office/word/2010/wordprocessingDrawing" xmlns:wp="http://schemas.openxmlformats.org/drawingml/2006/wordprocessingDrawing" xmlns:w10="urn:schemas-microsoft-com:office:word" xmlns:w="http://schemas.openxmlformats.org/wordprocessingml/2006/main" xmlns:w14="http://schemas.microsoft.com/office/word/2010/wordml" xmlns:w15="http://schemas.microsoft.com/office/word/2012/wordml" xmlns:w16cex="http://schemas.microsoft.com/office/word/2018/wordml/cex" xmlns:w16cid="http://schemas.microsoft.com/office/word/2016/wordml/cid" xmlns:w16="http://schemas.microsoft.com/office/word/2018/wordml" xmlns:w16sdtdh="http://schemas.microsoft.com/office/word/2020/wordml/sdtdatahash" xmlns:w16se="http://schemas.microsoft.com/office/word/2015/wordml/symex" xmlns:wpg="http://schemas.microsoft.com/office/word/2010/wordprocessingGroup" xmlns:wpi="http://schemas.microsoft.com/office/word/2010/wordprocessingInk" xmlns:wne="http://schemas.microsoft.com/office/word/2006/wordml" xmlns:wps="http://schemas.microsoft.com/office/word/2010/wordprocessingShape" mc:Ignorable="w14 w15 w16se w16cid w16 w16cex w16sdtdh wp14">
+<w:ftr xmlns:wpc="http://schemas.microsoft.com/office/word/2010/wordprocessingCanvas" xmlns:cx="http://schemas.microsoft.com/office/drawing/2014/chartex" xmlns:cx1="http://schemas.microsoft.com/office/drawing/2015/9/8/chartex" xmlns:cx2="http://schemas.microsoft.com/office/drawing/2015/10/21/chartex" xmlns:cx3="http://schemas.microsoft.com/office/drawing/2016/5/9/chartex" xmlns:cx4="http://schemas.microsoft.com/office/drawing/2016/5/10/chartex" xmlns:cx5="http://schemas.microsoft.com/office/drawing/2016/5/11/chartex" xmlns:cx6="http://schemas.microsoft.com/office/drawing/2016/5/12/chartex" xmlns:cx7="http://schemas.microsoft.com/office/drawing/2016/5/13/chartex" xmlns:cx8="http://schemas.microsoft.com/office/drawing/2016/5/14/chartex" xmlns:mc="http://schemas.openxmlformats.org/markup-compatibility/2006" xmlns:aink="http://schemas.microsoft.com/office/drawing/2016/ink" xmlns:am3d="http://schemas.microsoft.com/office/drawing/2017/model3d" xmlns:o="urn:schemas-microsoft-com:office:office" xmlns:oel="http://schemas.microsoft.com/office/2019/extlst" xmlns:r="http://schemas.openxmlformats.org/officeDocument/2006/relationships" xmlns:m="http://schemas.openxmlformats.org/officeDocument/2006/math" xmlns:v="urn:schemas-microsoft-com:vml" xmlns:wp14="http://schemas.microsoft.com/office/word/2010/wordprocessingDrawing" xmlns:wp="http://schemas.openxmlformats.org/drawingml/2006/wordprocessingDrawing" xmlns:w10="urn:schemas-microsoft-com:office:word" xmlns:w="http://schemas.openxmlformats.org/wordprocessingml/2006/main" xmlns:w14="http://schemas.microsoft.com/office/word/2010/wordml" xmlns:w15="http://schemas.microsoft.com/office/word/2012/wordml" xmlns:w16cex="http://schemas.microsoft.com/office/word/2018/wordml/cex" xmlns:w16cid="http://schemas.microsoft.com/office/word/2016/wordml/cid" xmlns:w16="http://schemas.microsoft.com/office/word/2018/wordml" xmlns:w16du="http://schemas.microsoft.com/office/word/2023/wordml/word16du" xmlns:w16sdtdh="http://schemas.microsoft.com/office/word/2020/wordml/sdtdatahash" xmlns:w16sdtfl="http://schemas.microsoft.com/office/word/2024/wordml/sdtformatlock" xmlns:w16se="http://schemas.microsoft.com/office/word/2015/wordml/symex" xmlns:wpg="http://schemas.microsoft.com/office/word/2010/wordprocessingGroup" xmlns:wpi="http://schemas.microsoft.com/office/word/2010/wordprocessingInk" xmlns:wne="http://schemas.microsoft.com/office/word/2006/wordml" xmlns:wps="http://schemas.microsoft.com/office/word/2010/wordprocessingShape" mc:Ignorable="w14 w15 w16se w16cid w16 w16cex w16sdtdh w16sdtfl w16du wp14">
   <w:sdt>
     <w:sdtPr>
       <w:id w:val="111017779"/>
@@ -8257,7 +8174,6 @@
         <w:docPartUnique/>
       </w:docPartObj>
     </w:sdtPr>
-    <w:sdtEndPr/>
     <w:sdtContent>
       <w:p>
         <w:pPr>
@@ -8276,7 +8192,7 @@
 </file>
 
 <file path=word/footer2.xml><?xml version="1.0" encoding="utf-8"?>
-<w:ftr xmlns:wpc="http://schemas.microsoft.com/office/word/2010/wordprocessingCanvas" xmlns:cx="http://schemas.microsoft.com/office/drawing/2014/chartex" xmlns:cx1="http://schemas.microsoft.com/office/drawing/2015/9/8/chartex" xmlns:cx2="http://schemas.microsoft.com/office/drawing/2015/10/21/chartex" xmlns:cx3="http://schemas.microsoft.com/office/drawing/2016/5/9/chartex" xmlns:cx4="http://schemas.microsoft.com/office/drawing/2016/5/10/chartex" xmlns:cx5="http://schemas.microsoft.com/office/drawing/2016/5/11/chartex" xmlns:cx6="http://schemas.microsoft.com/office/drawing/2016/5/12/chartex" xmlns:cx7="http://schemas.microsoft.com/office/drawing/2016/5/13/chartex" xmlns:cx8="http://schemas.microsoft.com/office/drawing/2016/5/14/chartex" xmlns:mc="http://schemas.openxmlformats.org/markup-compatibility/2006" xmlns:aink="http://schemas.microsoft.com/office/drawing/2016/ink" xmlns:am3d="http://schemas.microsoft.com/office/drawing/2017/model3d" xmlns:o="urn:schemas-microsoft-com:office:office" xmlns:r="http://schemas.openxmlformats.org/officeDocument/2006/relationships" xmlns:m="http://schemas.openxmlformats.org/officeDocument/2006/math" xmlns:v="urn:schemas-microsoft-com:vml" xmlns:wp14="http://schemas.microsoft.com/office/word/2010/wordprocessingDrawing" xmlns:wp="http://schemas.openxmlformats.org/drawingml/2006/wordprocessingDrawing" xmlns:w10="urn:schemas-microsoft-com:office:word" xmlns:w="http://schemas.openxmlformats.org/wordprocessingml/2006/main" xmlns:w14="http://schemas.microsoft.com/office/word/2010/wordml" xmlns:w15="http://schemas.microsoft.com/office/word/2012/wordml" xmlns:w16cex="http://schemas.microsoft.com/office/word/2018/wordml/cex" xmlns:w16cid="http://schemas.microsoft.com/office/word/2016/wordml/cid" xmlns:w16="http://schemas.microsoft.com/office/word/2018/wordml" xmlns:w16sdtdh="http://schemas.microsoft.com/office/word/2020/wordml/sdtdatahash" xmlns:w16se="http://schemas.microsoft.com/office/word/2015/wordml/symex" xmlns:wpg="http://schemas.microsoft.com/office/word/2010/wordprocessingGroup" xmlns:wpi="http://schemas.microsoft.com/office/word/2010/wordprocessingInk" xmlns:wne="http://schemas.microsoft.com/office/word/2006/wordml" xmlns:wps="http://schemas.microsoft.com/office/word/2010/wordprocessingShape" mc:Ignorable="w14 w15 w16se w16cid w16 w16cex w16sdtdh wp14">
+<w:ftr xmlns:wpc="http://schemas.microsoft.com/office/word/2010/wordprocessingCanvas" xmlns:cx="http://schemas.microsoft.com/office/drawing/2014/chartex" xmlns:cx1="http://schemas.microsoft.com/office/drawing/2015/9/8/chartex" xmlns:cx2="http://schemas.microsoft.com/office/drawing/2015/10/21/chartex" xmlns:cx3="http://schemas.microsoft.com/office/drawing/2016/5/9/chartex" xmlns:cx4="http://schemas.microsoft.com/office/drawing/2016/5/10/chartex" xmlns:cx5="http://schemas.microsoft.com/office/drawing/2016/5/11/chartex" xmlns:cx6="http://schemas.microsoft.com/office/drawing/2016/5/12/chartex" xmlns:cx7="http://schemas.microsoft.com/office/drawing/2016/5/13/chartex" xmlns:cx8="http://schemas.microsoft.com/office/drawing/2016/5/14/chartex" xmlns:mc="http://schemas.openxmlformats.org/markup-compatibility/2006" xmlns:aink="http://schemas.microsoft.com/office/drawing/2016/ink" xmlns:am3d="http://schemas.microsoft.com/office/drawing/2017/model3d" xmlns:o="urn:schemas-microsoft-com:office:office" xmlns:oel="http://schemas.microsoft.com/office/2019/extlst" xmlns:r="http://schemas.openxmlformats.org/officeDocument/2006/relationships" xmlns:m="http://schemas.openxmlformats.org/officeDocument/2006/math" xmlns:v="urn:schemas-microsoft-com:vml" xmlns:wp14="http://schemas.microsoft.com/office/word/2010/wordprocessingDrawing" xmlns:wp="http://schemas.openxmlformats.org/drawingml/2006/wordprocessingDrawing" xmlns:w10="urn:schemas-microsoft-com:office:word" xmlns:w="http://schemas.openxmlformats.org/wordprocessingml/2006/main" xmlns:w14="http://schemas.microsoft.com/office/word/2010/wordml" xmlns:w15="http://schemas.microsoft.com/office/word/2012/wordml" xmlns:w16cex="http://schemas.microsoft.com/office/word/2018/wordml/cex" xmlns:w16cid="http://schemas.microsoft.com/office/word/2016/wordml/cid" xmlns:w16="http://schemas.microsoft.com/office/word/2018/wordml" xmlns:w16du="http://schemas.microsoft.com/office/word/2023/wordml/word16du" xmlns:w16sdtdh="http://schemas.microsoft.com/office/word/2020/wordml/sdtdatahash" xmlns:w16sdtfl="http://schemas.microsoft.com/office/word/2024/wordml/sdtformatlock" xmlns:w16se="http://schemas.microsoft.com/office/word/2015/wordml/symex" xmlns:wpg="http://schemas.microsoft.com/office/word/2010/wordprocessingGroup" xmlns:wpi="http://schemas.microsoft.com/office/word/2010/wordprocessingInk" xmlns:wne="http://schemas.microsoft.com/office/word/2006/wordml" xmlns:wps="http://schemas.microsoft.com/office/word/2010/wordprocessingShape" mc:Ignorable="w14 w15 w16se w16cid w16 w16cex w16sdtdh w16sdtfl w16du wp14">
   <w:sdt>
     <w:sdtPr>
       <w:id w:val="-1465197936"/>
@@ -8285,7 +8201,6 @@
         <w:docPartUnique/>
       </w:docPartObj>
     </w:sdtPr>
-    <w:sdtEndPr/>
     <w:sdtContent>
       <w:p>
         <w:pPr>
@@ -8431,7 +8346,7 @@
 </file>
 
 <file path=word/footnotes.xml><?xml version="1.0" encoding="utf-8"?>
-<w:footnotes xmlns:wpc="http://schemas.microsoft.com/office/word/2010/wordprocessingCanvas" xmlns:cx="http://schemas.microsoft.com/office/drawing/2014/chartex" xmlns:cx1="http://schemas.microsoft.com/office/drawing/2015/9/8/chartex" xmlns:cx2="http://schemas.microsoft.com/office/drawing/2015/10/21/chartex" xmlns:cx3="http://schemas.microsoft.com/office/drawing/2016/5/9/chartex" xmlns:cx4="http://schemas.microsoft.com/office/drawing/2016/5/10/chartex" xmlns:cx5="http://schemas.microsoft.com/office/drawing/2016/5/11/chartex" xmlns:cx6="http://schemas.microsoft.com/office/drawing/2016/5/12/chartex" xmlns:cx7="http://schemas.microsoft.com/office/drawing/2016/5/13/chartex" xmlns:cx8="http://schemas.microsoft.com/office/drawing/2016/5/14/chartex" xmlns:mc="http://schemas.openxmlformats.org/markup-compatibility/2006" xmlns:aink="http://schemas.microsoft.com/office/drawing/2016/ink" xmlns:am3d="http://schemas.microsoft.com/office/drawing/2017/model3d" xmlns:o="urn:schemas-microsoft-com:office:office" xmlns:r="http://schemas.openxmlformats.org/officeDocument/2006/relationships" xmlns:m="http://schemas.openxmlformats.org/officeDocument/2006/math" xmlns:v="urn:schemas-microsoft-com:vml" xmlns:wp14="http://schemas.microsoft.com/office/word/2010/wordprocessingDrawing" xmlns:wp="http://schemas.openxmlformats.org/drawingml/2006/wordprocessingDrawing" xmlns:w10="urn:schemas-microsoft-com:office:word" xmlns:w="http://schemas.openxmlformats.org/wordprocessingml/2006/main" xmlns:w14="http://schemas.microsoft.com/office/word/2010/wordml" xmlns:w15="http://schemas.microsoft.com/office/word/2012/wordml" xmlns:w16cex="http://schemas.microsoft.com/office/word/2018/wordml/cex" xmlns:w16cid="http://schemas.microsoft.com/office/word/2016/wordml/cid" xmlns:w16="http://schemas.microsoft.com/office/word/2018/wordml" xmlns:w16sdtdh="http://schemas.microsoft.com/office/word/2020/wordml/sdtdatahash" xmlns:w16se="http://schemas.microsoft.com/office/word/2015/wordml/symex" xmlns:wpg="http://schemas.microsoft.com/office/word/2010/wordprocessingGroup" xmlns:wpi="http://schemas.microsoft.com/office/word/2010/wordprocessingInk" xmlns:wne="http://schemas.microsoft.com/office/word/2006/wordml" xmlns:wps="http://schemas.microsoft.com/office/word/2010/wordprocessingShape" mc:Ignorable="w14 w15 w16se w16cid w16 w16cex w16sdtdh wp14">
+<w:footnotes xmlns:wpc="http://schemas.microsoft.com/office/word/2010/wordprocessingCanvas" xmlns:cx="http://schemas.microsoft.com/office/drawing/2014/chartex" xmlns:cx1="http://schemas.microsoft.com/office/drawing/2015/9/8/chartex" xmlns:cx2="http://schemas.microsoft.com/office/drawing/2015/10/21/chartex" xmlns:cx3="http://schemas.microsoft.com/office/drawing/2016/5/9/chartex" xmlns:cx4="http://schemas.microsoft.com/office/drawing/2016/5/10/chartex" xmlns:cx5="http://schemas.microsoft.com/office/drawing/2016/5/11/chartex" xmlns:cx6="http://schemas.microsoft.com/office/drawing/2016/5/12/chartex" xmlns:cx7="http://schemas.microsoft.com/office/drawing/2016/5/13/chartex" xmlns:cx8="http://schemas.microsoft.com/office/drawing/2016/5/14/chartex" xmlns:mc="http://schemas.openxmlformats.org/markup-compatibility/2006" xmlns:aink="http://schemas.microsoft.com/office/drawing/2016/ink" xmlns:am3d="http://schemas.microsoft.com/office/drawing/2017/model3d" xmlns:o="urn:schemas-microsoft-com:office:office" xmlns:oel="http://schemas.microsoft.com/office/2019/extlst" xmlns:r="http://schemas.openxmlformats.org/officeDocument/2006/relationships" xmlns:m="http://schemas.openxmlformats.org/officeDocument/2006/math" xmlns:v="urn:schemas-microsoft-com:vml" xmlns:wp14="http://schemas.microsoft.com/office/word/2010/wordprocessingDrawing" xmlns:wp="http://schemas.openxmlformats.org/drawingml/2006/wordprocessingDrawing" xmlns:w10="urn:schemas-microsoft-com:office:word" xmlns:w="http://schemas.openxmlformats.org/wordprocessingml/2006/main" xmlns:w14="http://schemas.microsoft.com/office/word/2010/wordml" xmlns:w15="http://schemas.microsoft.com/office/word/2012/wordml" xmlns:w16cex="http://schemas.microsoft.com/office/word/2018/wordml/cex" xmlns:w16cid="http://schemas.microsoft.com/office/word/2016/wordml/cid" xmlns:w16="http://schemas.microsoft.com/office/word/2018/wordml" xmlns:w16du="http://schemas.microsoft.com/office/word/2023/wordml/word16du" xmlns:w16sdtdh="http://schemas.microsoft.com/office/word/2020/wordml/sdtdatahash" xmlns:w16sdtfl="http://schemas.microsoft.com/office/word/2024/wordml/sdtformatlock" xmlns:w16se="http://schemas.microsoft.com/office/word/2015/wordml/symex" xmlns:wpg="http://schemas.microsoft.com/office/word/2010/wordprocessingGroup" xmlns:wpi="http://schemas.microsoft.com/office/word/2010/wordprocessingInk" xmlns:wne="http://schemas.microsoft.com/office/word/2006/wordml" xmlns:wps="http://schemas.microsoft.com/office/word/2010/wordprocessingShape" mc:Ignorable="w14 w15 w16se w16cid w16 w16cex w16sdtdh w16sdtfl w16du wp14">
   <w:footnote w:type="separator" w:id="-1">
     <w:p>
       <w:pPr>
@@ -8456,7 +8371,7 @@
 </file>
 
 <file path=word/header1.xml><?xml version="1.0" encoding="utf-8"?>
-<w:hdr xmlns:wpc="http://schemas.microsoft.com/office/word/2010/wordprocessingCanvas" xmlns:cx="http://schemas.microsoft.com/office/drawing/2014/chartex" xmlns:cx1="http://schemas.microsoft.com/office/drawing/2015/9/8/chartex" xmlns:cx2="http://schemas.microsoft.com/office/drawing/2015/10/21/chartex" xmlns:cx3="http://schemas.microsoft.com/office/drawing/2016/5/9/chartex" xmlns:cx4="http://schemas.microsoft.com/office/drawing/2016/5/10/chartex" xmlns:cx5="http://schemas.microsoft.com/office/drawing/2016/5/11/chartex" xmlns:cx6="http://schemas.microsoft.com/office/drawing/2016/5/12/chartex" xmlns:cx7="http://schemas.microsoft.com/office/drawing/2016/5/13/chartex" xmlns:cx8="http://schemas.microsoft.com/office/drawing/2016/5/14/chartex" xmlns:mc="http://schemas.openxmlformats.org/markup-compatibility/2006" xmlns:aink="http://schemas.microsoft.com/office/drawing/2016/ink" xmlns:am3d="http://schemas.microsoft.com/office/drawing/2017/model3d" xmlns:o="urn:schemas-microsoft-com:office:office" xmlns:r="http://schemas.openxmlformats.org/officeDocument/2006/relationships" xmlns:m="http://schemas.openxmlformats.org/officeDocument/2006/math" xmlns:v="urn:schemas-microsoft-com:vml" xmlns:wp14="http://schemas.microsoft.com/office/word/2010/wordprocessingDrawing" xmlns:wp="http://schemas.openxmlformats.org/drawingml/2006/wordprocessingDrawing" xmlns:w10="urn:schemas-microsoft-com:office:word" xmlns:w="http://schemas.openxmlformats.org/wordprocessingml/2006/main" xmlns:w14="http://schemas.microsoft.com/office/word/2010/wordml" xmlns:w15="http://schemas.microsoft.com/office/word/2012/wordml" xmlns:w16cex="http://schemas.microsoft.com/office/word/2018/wordml/cex" xmlns:w16cid="http://schemas.microsoft.com/office/word/2016/wordml/cid" xmlns:w16="http://schemas.microsoft.com/office/word/2018/wordml" xmlns:w16sdtdh="http://schemas.microsoft.com/office/word/2020/wordml/sdtdatahash" xmlns:w16se="http://schemas.microsoft.com/office/word/2015/wordml/symex" xmlns:wpg="http://schemas.microsoft.com/office/word/2010/wordprocessingGroup" xmlns:wpi="http://schemas.microsoft.com/office/word/2010/wordprocessingInk" xmlns:wne="http://schemas.microsoft.com/office/word/2006/wordml" xmlns:wps="http://schemas.microsoft.com/office/word/2010/wordprocessingShape" mc:Ignorable="w14 w15 w16se w16cid w16 w16cex w16sdtdh wp14">
+<w:hdr xmlns:wpc="http://schemas.microsoft.com/office/word/2010/wordprocessingCanvas" xmlns:cx="http://schemas.microsoft.com/office/drawing/2014/chartex" xmlns:cx1="http://schemas.microsoft.com/office/drawing/2015/9/8/chartex" xmlns:cx2="http://schemas.microsoft.com/office/drawing/2015/10/21/chartex" xmlns:cx3="http://schemas.microsoft.com/office/drawing/2016/5/9/chartex" xmlns:cx4="http://schemas.microsoft.com/office/drawing/2016/5/10/chartex" xmlns:cx5="http://schemas.microsoft.com/office/drawing/2016/5/11/chartex" xmlns:cx6="http://schemas.microsoft.com/office/drawing/2016/5/12/chartex" xmlns:cx7="http://schemas.microsoft.com/office/drawing/2016/5/13/chartex" xmlns:cx8="http://schemas.microsoft.com/office/drawing/2016/5/14/chartex" xmlns:mc="http://schemas.openxmlformats.org/markup-compatibility/2006" xmlns:aink="http://schemas.microsoft.com/office/drawing/2016/ink" xmlns:am3d="http://schemas.microsoft.com/office/drawing/2017/model3d" xmlns:o="urn:schemas-microsoft-com:office:office" xmlns:oel="http://schemas.microsoft.com/office/2019/extlst" xmlns:r="http://schemas.openxmlformats.org/officeDocument/2006/relationships" xmlns:m="http://schemas.openxmlformats.org/officeDocument/2006/math" xmlns:v="urn:schemas-microsoft-com:vml" xmlns:wp14="http://schemas.microsoft.com/office/word/2010/wordprocessingDrawing" xmlns:wp="http://schemas.openxmlformats.org/drawingml/2006/wordprocessingDrawing" xmlns:w10="urn:schemas-microsoft-com:office:word" xmlns:w="http://schemas.openxmlformats.org/wordprocessingml/2006/main" xmlns:w14="http://schemas.microsoft.com/office/word/2010/wordml" xmlns:w15="http://schemas.microsoft.com/office/word/2012/wordml" xmlns:w16cex="http://schemas.microsoft.com/office/word/2018/wordml/cex" xmlns:w16cid="http://schemas.microsoft.com/office/word/2016/wordml/cid" xmlns:w16="http://schemas.microsoft.com/office/word/2018/wordml" xmlns:w16du="http://schemas.microsoft.com/office/word/2023/wordml/word16du" xmlns:w16sdtdh="http://schemas.microsoft.com/office/word/2020/wordml/sdtdatahash" xmlns:w16sdtfl="http://schemas.microsoft.com/office/word/2024/wordml/sdtformatlock" xmlns:w16se="http://schemas.microsoft.com/office/word/2015/wordml/symex" xmlns:wpg="http://schemas.microsoft.com/office/word/2010/wordprocessingGroup" xmlns:wpi="http://schemas.microsoft.com/office/word/2010/wordprocessingInk" xmlns:wne="http://schemas.microsoft.com/office/word/2006/wordml" xmlns:wps="http://schemas.microsoft.com/office/word/2010/wordprocessingShape" mc:Ignorable="w14 w15 w16se w16cid w16 w16cex w16sdtdh w16sdtfl w16du wp14">
   <w:p>
     <w:pPr>
       <w:pStyle w:val="Encabezado"/>
@@ -8542,7 +8457,7 @@
 </file>
 
 <file path=word/numbering.xml><?xml version="1.0" encoding="utf-8"?>
-<w:numbering xmlns:wpc="http://schemas.microsoft.com/office/word/2010/wordprocessingCanvas" xmlns:cx="http://schemas.microsoft.com/office/drawing/2014/chartex" xmlns:cx1="http://schemas.microsoft.com/office/drawing/2015/9/8/chartex" xmlns:cx2="http://schemas.microsoft.com/office/drawing/2015/10/21/chartex" xmlns:cx3="http://schemas.microsoft.com/office/drawing/2016/5/9/chartex" xmlns:cx4="http://schemas.microsoft.com/office/drawing/2016/5/10/chartex" xmlns:cx5="http://schemas.microsoft.com/office/drawing/2016/5/11/chartex" xmlns:cx6="http://schemas.microsoft.com/office/drawing/2016/5/12/chartex" xmlns:cx7="http://schemas.microsoft.com/office/drawing/2016/5/13/chartex" xmlns:cx8="http://schemas.microsoft.com/office/drawing/2016/5/14/chartex" xmlns:mc="http://schemas.openxmlformats.org/markup-compatibility/2006" xmlns:aink="http://schemas.microsoft.com/office/drawing/2016/ink" xmlns:am3d="http://schemas.microsoft.com/office/drawing/2017/model3d" xmlns:o="urn:schemas-microsoft-com:office:office" xmlns:r="http://schemas.openxmlformats.org/officeDocument/2006/relationships" xmlns:m="http://schemas.openxmlformats.org/officeDocument/2006/math" xmlns:v="urn:schemas-microsoft-com:vml" xmlns:wp14="http://schemas.microsoft.com/office/word/2010/wordprocessingDrawing" xmlns:wp="http://schemas.openxmlformats.org/drawingml/2006/wordprocessingDrawing" xmlns:w10="urn:schemas-microsoft-com:office:word" xmlns:w="http://schemas.openxmlformats.org/wordprocessingml/2006/main" xmlns:w14="http://schemas.microsoft.com/office/word/2010/wordml" xmlns:w15="http://schemas.microsoft.com/office/word/2012/wordml" xmlns:w16cex="http://schemas.microsoft.com/office/word/2018/wordml/cex" xmlns:w16cid="http://schemas.microsoft.com/office/word/2016/wordml/cid" xmlns:w16="http://schemas.microsoft.com/office/word/2018/wordml" xmlns:w16sdtdh="http://schemas.microsoft.com/office/word/2020/wordml/sdtdatahash" xmlns:w16se="http://schemas.microsoft.com/office/word/2015/wordml/symex" xmlns:wpg="http://schemas.microsoft.com/office/word/2010/wordprocessingGroup" xmlns:wpi="http://schemas.microsoft.com/office/word/2010/wordprocessingInk" xmlns:wne="http://schemas.microsoft.com/office/word/2006/wordml" xmlns:wps="http://schemas.microsoft.com/office/word/2010/wordprocessingShape" mc:Ignorable="w14 w15 w16se w16cid w16 w16cex w16sdtdh wp14">
+<w:numbering xmlns:wpc="http://schemas.microsoft.com/office/word/2010/wordprocessingCanvas" xmlns:cx="http://schemas.microsoft.com/office/drawing/2014/chartex" xmlns:cx1="http://schemas.microsoft.com/office/drawing/2015/9/8/chartex" xmlns:cx2="http://schemas.microsoft.com/office/drawing/2015/10/21/chartex" xmlns:cx3="http://schemas.microsoft.com/office/drawing/2016/5/9/chartex" xmlns:cx4="http://schemas.microsoft.com/office/drawing/2016/5/10/chartex" xmlns:cx5="http://schemas.microsoft.com/office/drawing/2016/5/11/chartex" xmlns:cx6="http://schemas.microsoft.com/office/drawing/2016/5/12/chartex" xmlns:cx7="http://schemas.microsoft.com/office/drawing/2016/5/13/chartex" xmlns:cx8="http://schemas.microsoft.com/office/drawing/2016/5/14/chartex" xmlns:mc="http://schemas.openxmlformats.org/markup-compatibility/2006" xmlns:aink="http://schemas.microsoft.com/office/drawing/2016/ink" xmlns:am3d="http://schemas.microsoft.com/office/drawing/2017/model3d" xmlns:o="urn:schemas-microsoft-com:office:office" xmlns:oel="http://schemas.microsoft.com/office/2019/extlst" xmlns:r="http://schemas.openxmlformats.org/officeDocument/2006/relationships" xmlns:m="http://schemas.openxmlformats.org/officeDocument/2006/math" xmlns:v="urn:schemas-microsoft-com:vml" xmlns:wp14="http://schemas.microsoft.com/office/word/2010/wordprocessingDrawing" xmlns:wp="http://schemas.openxmlformats.org/drawingml/2006/wordprocessingDrawing" xmlns:w10="urn:schemas-microsoft-com:office:word" xmlns:w="http://schemas.openxmlformats.org/wordprocessingml/2006/main" xmlns:w14="http://schemas.microsoft.com/office/word/2010/wordml" xmlns:w15="http://schemas.microsoft.com/office/word/2012/wordml" xmlns:w16cex="http://schemas.microsoft.com/office/word/2018/wordml/cex" xmlns:w16cid="http://schemas.microsoft.com/office/word/2016/wordml/cid" xmlns:w16="http://schemas.microsoft.com/office/word/2018/wordml" xmlns:w16du="http://schemas.microsoft.com/office/word/2023/wordml/word16du" xmlns:w16sdtdh="http://schemas.microsoft.com/office/word/2020/wordml/sdtdatahash" xmlns:w16sdtfl="http://schemas.microsoft.com/office/word/2024/wordml/sdtformatlock" xmlns:w16se="http://schemas.microsoft.com/office/word/2015/wordml/symex" xmlns:wpg="http://schemas.microsoft.com/office/word/2010/wordprocessingGroup" xmlns:wpi="http://schemas.microsoft.com/office/word/2010/wordprocessingInk" xmlns:wne="http://schemas.microsoft.com/office/word/2006/wordml" xmlns:wps="http://schemas.microsoft.com/office/word/2010/wordprocessingShape" mc:Ignorable="w14 w15 w16se w16cid w16 w16cex w16sdtdh w16sdtfl w16du wp14">
   <w:abstractNum w:abstractNumId="0" w15:restartNumberingAfterBreak="0">
     <w:nsid w:val="FFFFFF89"/>
     <w:multiLevelType w:val="singleLevel"/>
@@ -10833,70 +10748,70 @@
       </w:rPr>
     </w:lvl>
   </w:abstractNum>
-  <w:num w:numId="1">
+  <w:num w:numId="1" w16cid:durableId="1422145077">
     <w:abstractNumId w:val="20"/>
   </w:num>
-  <w:num w:numId="2">
+  <w:num w:numId="2" w16cid:durableId="1281885860">
     <w:abstractNumId w:val="0"/>
   </w:num>
-  <w:num w:numId="3">
+  <w:num w:numId="3" w16cid:durableId="160975832">
     <w:abstractNumId w:val="5"/>
   </w:num>
-  <w:num w:numId="4">
+  <w:num w:numId="4" w16cid:durableId="132261546">
     <w:abstractNumId w:val="15"/>
   </w:num>
-  <w:num w:numId="5">
+  <w:num w:numId="5" w16cid:durableId="341784743">
     <w:abstractNumId w:val="7"/>
   </w:num>
-  <w:num w:numId="6">
+  <w:num w:numId="6" w16cid:durableId="462775543">
     <w:abstractNumId w:val="2"/>
   </w:num>
-  <w:num w:numId="7">
+  <w:num w:numId="7" w16cid:durableId="2109347916">
     <w:abstractNumId w:val="19"/>
   </w:num>
-  <w:num w:numId="8">
+  <w:num w:numId="8" w16cid:durableId="1087730811">
     <w:abstractNumId w:val="11"/>
   </w:num>
-  <w:num w:numId="9">
+  <w:num w:numId="9" w16cid:durableId="425657127">
     <w:abstractNumId w:val="13"/>
   </w:num>
-  <w:num w:numId="10">
+  <w:num w:numId="10" w16cid:durableId="1689990642">
     <w:abstractNumId w:val="8"/>
   </w:num>
-  <w:num w:numId="11">
+  <w:num w:numId="11" w16cid:durableId="850484173">
     <w:abstractNumId w:val="3"/>
   </w:num>
-  <w:num w:numId="12">
+  <w:num w:numId="12" w16cid:durableId="1132288668">
     <w:abstractNumId w:val="16"/>
   </w:num>
-  <w:num w:numId="13">
+  <w:num w:numId="13" w16cid:durableId="32585309">
     <w:abstractNumId w:val="9"/>
   </w:num>
-  <w:num w:numId="14">
+  <w:num w:numId="14" w16cid:durableId="680158841">
     <w:abstractNumId w:val="1"/>
   </w:num>
-  <w:num w:numId="15">
+  <w:num w:numId="15" w16cid:durableId="802581658">
     <w:abstractNumId w:val="4"/>
   </w:num>
-  <w:num w:numId="16">
+  <w:num w:numId="16" w16cid:durableId="442647756">
     <w:abstractNumId w:val="18"/>
   </w:num>
-  <w:num w:numId="17">
+  <w:num w:numId="17" w16cid:durableId="2031375913">
     <w:abstractNumId w:val="14"/>
   </w:num>
-  <w:num w:numId="18">
+  <w:num w:numId="18" w16cid:durableId="108087714">
     <w:abstractNumId w:val="10"/>
   </w:num>
-  <w:num w:numId="19">
+  <w:num w:numId="19" w16cid:durableId="137381496">
     <w:abstractNumId w:val="17"/>
   </w:num>
-  <w:num w:numId="20">
+  <w:num w:numId="20" w16cid:durableId="207378060">
     <w:abstractNumId w:val="21"/>
   </w:num>
-  <w:num w:numId="21">
+  <w:num w:numId="21" w16cid:durableId="154684457">
     <w:abstractNumId w:val="6"/>
   </w:num>
-  <w:num w:numId="22">
+  <w:num w:numId="22" w16cid:durableId="1024016618">
     <w:abstractNumId w:val="12"/>
   </w:num>
   <w:numIdMacAtCleanup w:val="22"/>
@@ -10904,7 +10819,7 @@
 </file>
 
 <file path=word/styles.xml><?xml version="1.0" encoding="utf-8"?>
-<w:styles xmlns:mc="http://schemas.openxmlformats.org/markup-compatibility/2006" xmlns:r="http://schemas.openxmlformats.org/officeDocument/2006/relationships" xmlns:w="http://schemas.openxmlformats.org/wordprocessingml/2006/main" xmlns:w14="http://schemas.microsoft.com/office/word/2010/wordml" xmlns:w15="http://schemas.microsoft.com/office/word/2012/wordml" xmlns:w16cex="http://schemas.microsoft.com/office/word/2018/wordml/cex" xmlns:w16cid="http://schemas.microsoft.com/office/word/2016/wordml/cid" xmlns:w16="http://schemas.microsoft.com/office/word/2018/wordml" xmlns:w16sdtdh="http://schemas.microsoft.com/office/word/2020/wordml/sdtdatahash" xmlns:w16se="http://schemas.microsoft.com/office/word/2015/wordml/symex" mc:Ignorable="w14 w15 w16se w16cid w16 w16cex w16sdtdh">
+<w:styles xmlns:mc="http://schemas.openxmlformats.org/markup-compatibility/2006" xmlns:r="http://schemas.openxmlformats.org/officeDocument/2006/relationships" xmlns:w="http://schemas.openxmlformats.org/wordprocessingml/2006/main" xmlns:w14="http://schemas.microsoft.com/office/word/2010/wordml" xmlns:w15="http://schemas.microsoft.com/office/word/2012/wordml" xmlns:w16cex="http://schemas.microsoft.com/office/word/2018/wordml/cex" xmlns:w16cid="http://schemas.microsoft.com/office/word/2016/wordml/cid" xmlns:w16="http://schemas.microsoft.com/office/word/2018/wordml" xmlns:w16du="http://schemas.microsoft.com/office/word/2023/wordml/word16du" xmlns:w16sdtdh="http://schemas.microsoft.com/office/word/2020/wordml/sdtdatahash" xmlns:w16sdtfl="http://schemas.microsoft.com/office/word/2024/wordml/sdtformatlock" xmlns:w16se="http://schemas.microsoft.com/office/word/2015/wordml/symex" mc:Ignorable="w14 w15 w16se w16cid w16 w16cex w16sdtdh w16sdtfl w16du">
   <w:docDefaults>
     <w:rPrDefault>
       <w:rPr>
@@ -12637,10 +12552,6 @@
 </file>
 
 <file path=customXml/item1.xml><?xml version="1.0" encoding="utf-8"?>
-<b:Sources xmlns:b="http://schemas.openxmlformats.org/officeDocument/2006/bibliography" xmlns="http://schemas.openxmlformats.org/officeDocument/2006/bibliography" SelectedStyle="\APASixthEditionOfficeOnline.xsl" StyleName="APA" Version="6"/>
-</file>
-
-<file path=customXml/item2.xml><?xml version="1.0" encoding="utf-8"?>
 <p:properties xmlns:p="http://schemas.microsoft.com/office/2006/metadata/properties" xmlns:xsi="http://www.w3.org/2001/XMLSchema-instance" xmlns:pc="http://schemas.microsoft.com/office/infopath/2007/PartnerControls">
   <documentManagement>
     <TaxCatchAll xmlns="cb45339b-ced9-4d0d-8f64-77573914d53b" xsi:nil="true"/>
@@ -12651,7 +12562,20 @@
 </p:properties>
 </file>
 
+<file path=customXml/item2.xml><?xml version="1.0" encoding="utf-8"?>
+<b:Sources xmlns:b="http://schemas.openxmlformats.org/officeDocument/2006/bibliography" xmlns="http://schemas.openxmlformats.org/officeDocument/2006/bibliography" SelectedStyle="\APASixthEditionOfficeOnline.xsl" StyleName="APA" Version="6"/>
+</file>
+
 <file path=customXml/item3.xml><?xml version="1.0" encoding="utf-8"?>
+<?mso-contentType ?>
+<FormTemplates xmlns="http://schemas.microsoft.com/sharepoint/v3/contenttype/forms">
+  <Display>DocumentLibraryForm</Display>
+  <Edit>DocumentLibraryForm</Edit>
+  <New>DocumentLibraryForm</New>
+</FormTemplates>
+</file>
+
+<file path=customXml/item4.xml><?xml version="1.0" encoding="utf-8"?>
 <ct:contentTypeSchema xmlns:ct="http://schemas.microsoft.com/office/2006/metadata/contentType" xmlns:ma="http://schemas.microsoft.com/office/2006/metadata/properties/metaAttributes" ct:_="" ma:_="" ma:contentTypeName="Documento" ma:contentTypeID="0x01010049282E1EDBE9234EA9E6D38F720E265F" ma:contentTypeVersion="15" ma:contentTypeDescription="Crear nuevo documento." ma:contentTypeScope="" ma:versionID="b31c7aa9eaf043a08b87120b3c4916e3">
   <xsd:schema xmlns:xsd="http://www.w3.org/2001/XMLSchema" xmlns:xs="http://www.w3.org/2001/XMLSchema" xmlns:p="http://schemas.microsoft.com/office/2006/metadata/properties" xmlns:ns2="cb45339b-ced9-4d0d-8f64-77573914d53b" xmlns:ns3="43a3ca16-9c26-4813-b83f-4aec9927b43f" targetNamespace="http://schemas.microsoft.com/office/2006/metadata/properties" ma:root="true" ma:fieldsID="3533d065b04d75c457075bc55f1f5315" ns2:_="" ns3:_="">
     <xsd:import namespace="cb45339b-ced9-4d0d-8f64-77573914d53b"/>
@@ -12886,24 +12810,7 @@
 </ct:contentTypeSchema>
 </file>
 
-<file path=customXml/item4.xml><?xml version="1.0" encoding="utf-8"?>
-<?mso-contentType ?>
-<FormTemplates xmlns="http://schemas.microsoft.com/sharepoint/v3/contenttype/forms">
-  <Display>DocumentLibraryForm</Display>
-  <Edit>DocumentLibraryForm</Edit>
-  <New>DocumentLibraryForm</New>
-</FormTemplates>
-</file>
-
 <file path=customXml/itemProps1.xml><?xml version="1.0" encoding="utf-8"?>
-<ds:datastoreItem xmlns:ds="http://schemas.openxmlformats.org/officeDocument/2006/customXml" ds:itemID="{A9F2CEBA-C824-4C86-81A8-E32CBD0EB92D}">
-  <ds:schemaRefs>
-    <ds:schemaRef ds:uri="http://schemas.openxmlformats.org/officeDocument/2006/bibliography"/>
-  </ds:schemaRefs>
-</ds:datastoreItem>
-</file>
-
-<file path=customXml/itemProps2.xml><?xml version="1.0" encoding="utf-8"?>
 <ds:datastoreItem xmlns:ds="http://schemas.openxmlformats.org/officeDocument/2006/customXml" ds:itemID="{26259216-AD86-464A-AEAD-95B1F9E17392}">
   <ds:schemaRefs>
     <ds:schemaRef ds:uri="http://schemas.microsoft.com/office/2006/metadata/properties"/>
@@ -12914,7 +12821,23 @@
 </ds:datastoreItem>
 </file>
 
+<file path=customXml/itemProps2.xml><?xml version="1.0" encoding="utf-8"?>
+<ds:datastoreItem xmlns:ds="http://schemas.openxmlformats.org/officeDocument/2006/customXml" ds:itemID="{A9F2CEBA-C824-4C86-81A8-E32CBD0EB92D}">
+  <ds:schemaRefs>
+    <ds:schemaRef ds:uri="http://schemas.openxmlformats.org/officeDocument/2006/bibliography"/>
+  </ds:schemaRefs>
+</ds:datastoreItem>
+</file>
+
 <file path=customXml/itemProps3.xml><?xml version="1.0" encoding="utf-8"?>
+<ds:datastoreItem xmlns:ds="http://schemas.openxmlformats.org/officeDocument/2006/customXml" ds:itemID="{D00A4A46-BDBD-48AC-87B9-2BA42D9CC06F}">
+  <ds:schemaRefs>
+    <ds:schemaRef ds:uri="http://schemas.microsoft.com/sharepoint/v3/contenttype/forms"/>
+  </ds:schemaRefs>
+</ds:datastoreItem>
+</file>
+
+<file path=customXml/itemProps4.xml><?xml version="1.0" encoding="utf-8"?>
 <ds:datastoreItem xmlns:ds="http://schemas.openxmlformats.org/officeDocument/2006/customXml" ds:itemID="{0BC4A0A4-89EA-4C0C-9011-C1B351E892BC}">
   <ds:schemaRefs>
     <ds:schemaRef ds:uri="http://schemas.microsoft.com/office/2006/metadata/contentType"/>
@@ -12931,12 +12854,4 @@
     <ds:schemaRef ds:uri="http://schemas.microsoft.com/internal/obd"/>
   </ds:schemaRefs>
 </ds:datastoreItem>
-</file>
-
-<file path=customXml/itemProps4.xml><?xml version="1.0" encoding="utf-8"?>
-<ds:datastoreItem xmlns:ds="http://schemas.openxmlformats.org/officeDocument/2006/customXml" ds:itemID="{D00A4A46-BDBD-48AC-87B9-2BA42D9CC06F}">
-  <ds:schemaRefs>
-    <ds:schemaRef ds:uri="http://schemas.microsoft.com/sharepoint/v3/contenttype/forms"/>
-  </ds:schemaRefs>
-</ds:datastoreItem>
 </file>
--- a/fuentes/CF1_63310033_DU.docx
+++ b/fuentes/CF1_63310033_DU.docx
@@ -308,7 +308,7 @@
                 <v:stroke joinstyle="miter"/>
                 <v:path gradientshapeok="t" o:connecttype="rect"/>
               </v:shapetype>
-              <v:shape id="Cuadro de texto 2" o:spid="_x0000_s1026" type="#_x0000_t202" alt="&quot;&quot;" style="position:absolute;left:0;text-align:left;margin-left:-19.8pt;margin-top:36.75pt;width:488.95pt;height:115.5pt;z-index:251663360;visibility:visible;mso-wrap-style:square;mso-width-percent:0;mso-height-percent:0;mso-wrap-distance-left:9pt;mso-wrap-distance-top:3.6pt;mso-wrap-distance-right:9pt;mso-wrap-distance-bottom:3.6pt;mso-position-horizontal:absolute;mso-position-horizontal-relative:text;mso-position-vertical:absolute;mso-position-vertical-relative:text;mso-width-percent:0;mso-height-percent:0;mso-width-relative:margin;mso-height-relative:margin;v-text-anchor:top" o:gfxdata="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" filled="f" stroked="f">
+              <v:shape id="Cuadro de texto 2" o:spid="_x0000_s1026" type="#_x0000_t202" alt="&quot;&quot;" style="position:absolute;left:0;text-align:left;margin-left:-19.8pt;margin-top:36.75pt;width:488.95pt;height:115.5pt;z-index:251663360;visibility:visible;mso-wrap-style:square;mso-width-percent:0;mso-height-percent:0;mso-wrap-distance-left:9pt;mso-wrap-distance-top:3.6pt;mso-wrap-distance-right:9pt;mso-wrap-distance-bottom:3.6pt;mso-position-horizontal:absolute;mso-position-horizontal-relative:text;mso-position-vertical:absolute;mso-position-vertical-relative:text;mso-width-percent:0;mso-height-percent:0;mso-width-relative:margin;mso-height-relative:margin;v-text-anchor:top" o:gfxdata="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" filled="f" stroked="f">
                 <v:textbox>
                   <w:txbxContent>
                     <w:p>
@@ -1825,16 +1825,14 @@
         <w:rPr>
           <w:lang w:val="es-419" w:eastAsia="es-CO"/>
         </w:rPr>
-        <w:t>La política reconoce la importancia de proteger los derechos de propiedad intelectual, tanto individuales como colectivos.</w:t>
-      </w:r>
-    </w:p>
-    <w:p>
-      <w:pPr>
-        <w:ind w:firstLine="0"/>
-        <w:rPr>
-          <w:lang w:val="es-419" w:eastAsia="es-CO"/>
-        </w:rPr>
-      </w:pPr>
+        <w:t>La política reconoce la importancia de proteger los derechos de propiedad intelectual, tanto individuales como colectivos</w:t>
+      </w:r>
+      <w:r>
+        <w:rPr>
+          <w:lang w:val="es-419" w:eastAsia="es-CO"/>
+        </w:rPr>
+        <w:t>.</w:t>
+      </w:r>
     </w:p>
     <w:p>
       <w:pPr>
@@ -1851,7 +1849,6 @@
         <w:rPr>
           <w:lang w:val="es-419" w:eastAsia="es-CO"/>
         </w:rPr>
-        <w:lastRenderedPageBreak/>
         <w:t>La conservación y el uso sostenible de la biodiversidad deben abordarse desde una perspectiva global, que requiere del compromiso internacional entre naciones.</w:t>
       </w:r>
     </w:p>
@@ -1870,6 +1867,7 @@
         <w:rPr>
           <w:lang w:val="es-419" w:eastAsia="es-CO"/>
         </w:rPr>
+        <w:lastRenderedPageBreak/>
         <w:t>Es necesario un enfoque intersectorial y descentralizado, con participación del Estado en todos sus niveles y de la sociedad civil.</w:t>
       </w:r>
     </w:p>
@@ -2020,26 +2018,20 @@
         <w:rPr>
           <w:lang w:eastAsia="es-CO"/>
         </w:rPr>
-        <w:t xml:space="preserve">La diversidad de ecosistemas está directamente relacionada con la influencia de las actividades humanas. Según la historia de ocupación y uso del territorio, se pueden </w:t>
-      </w:r>
+        <w:t>La diversidad de ecosistemas está directamente relacionada con la influencia de las actividades humanas. Según la historia de ocupación y uso del territorio, se pueden distinguir desde ecosistemas naturales apenas alterados por el ser humano, hasta ecosistemas profundamente transformados por la actividad humana.</w:t>
+      </w:r>
+    </w:p>
+    <w:p>
+      <w:pPr>
+        <w:rPr>
+          <w:lang w:val="es-419" w:eastAsia="es-CO"/>
+        </w:rPr>
+      </w:pPr>
       <w:r>
         <w:rPr>
           <w:lang w:eastAsia="es-CO"/>
         </w:rPr>
         <w:lastRenderedPageBreak/>
-        <w:t>distinguir desde ecosistemas naturales apenas alterados por el ser humano, hasta ecosistemas profundamente transformados por la actividad humana.</w:t>
-      </w:r>
-    </w:p>
-    <w:p>
-      <w:pPr>
-        <w:rPr>
-          <w:lang w:val="es-419" w:eastAsia="es-CO"/>
-        </w:rPr>
-      </w:pPr>
-      <w:r>
-        <w:rPr>
-          <w:lang w:eastAsia="es-CO"/>
-        </w:rPr>
         <w:t xml:space="preserve">El </w:t>
       </w:r>
       <w:r>
@@ -2181,14 +2173,14 @@
         <w:rPr>
           <w:lang w:eastAsia="es-CO"/>
         </w:rPr>
-        <w:t xml:space="preserve">Colombia es uno de los países más biodiversos del mundo, albergando una gran variedad de especies animales con diferentes niveles de distribución y conservación; entre ellas se encuentran especies migratorias, endémicas y amenazadas, cuya identificación y seguimiento son fundamentales para la gestión ambiental y la </w:t>
+        <w:t xml:space="preserve">Colombia es uno de los países más biodiversos del mundo, albergando una gran variedad de especies animales con diferentes niveles de distribución y conservación; entre ellas se encuentran especies migratorias, endémicas y amenazadas, cuya identificación y seguimiento son fundamentales para la gestión ambiental y la conservación de la biodiversidad. Comprender la dinámica de estas especies permite </w:t>
       </w:r>
       <w:r>
         <w:rPr>
           <w:lang w:eastAsia="es-CO"/>
         </w:rPr>
         <w:lastRenderedPageBreak/>
-        <w:t>conservación de la biodiversidad. Comprender la dinámica de estas especies permite diseñar estrategias efectivas para su protección. A continuación, se presenta una caracterización general de estos grupos en Colombia.</w:t>
+        <w:t>diseñar estrategias efectivas para su protección. A continuación, se presenta una caracterización general de estos grupos en Colombia.</w:t>
       </w:r>
     </w:p>
     <w:p>
@@ -3819,6 +3811,7 @@
       <w:r>
         <w:rPr>
           <w:rStyle w:val="Extranjerismo"/>
+          <w:lang w:val="es-CO"/>
         </w:rPr>
         <w:t>hotspots</w:t>
       </w:r>
@@ -3952,7 +3945,7 @@
         <w:rPr>
           <w:lang w:eastAsia="es-CO"/>
         </w:rPr>
-        <w:t>Región floral de Cape Town</w:t>
+        <w:t>Región floral</w:t>
       </w:r>
       <w:r>
         <w:rPr>
@@ -4092,51 +4085,11 @@
           <w:lang w:eastAsia="es-CO"/>
         </w:rPr>
       </w:pPr>
-      <w:proofErr w:type="spellStart"/>
-      <w:r>
-        <w:rPr>
-          <w:lang w:eastAsia="es-CO"/>
-        </w:rPr>
-        <w:t>Maputaland</w:t>
-      </w:r>
-      <w:proofErr w:type="spellEnd"/>
-      <w:r>
-        <w:rPr>
-          <w:lang w:eastAsia="es-CO"/>
-        </w:rPr>
-        <w:t xml:space="preserve"> - </w:t>
-      </w:r>
-      <w:proofErr w:type="spellStart"/>
-      <w:r>
-        <w:rPr>
-          <w:lang w:eastAsia="es-CO"/>
-        </w:rPr>
-        <w:t>Pondoland</w:t>
-      </w:r>
-      <w:proofErr w:type="spellEnd"/>
-      <w:r>
-        <w:rPr>
-          <w:lang w:eastAsia="es-CO"/>
-        </w:rPr>
-        <w:t xml:space="preserve"> </w:t>
-      </w:r>
-      <w:r>
-        <w:rPr>
-          <w:lang w:eastAsia="es-CO"/>
-        </w:rPr>
-        <w:t>-</w:t>
-      </w:r>
-      <w:r>
-        <w:rPr>
-          <w:lang w:eastAsia="es-CO"/>
-        </w:rPr>
-        <w:t xml:space="preserve"> </w:t>
-      </w:r>
-      <w:r>
-        <w:rPr>
-          <w:lang w:eastAsia="es-CO"/>
-        </w:rPr>
-        <w:t>Albany</w:t>
+      <w:r>
+        <w:rPr>
+          <w:lang w:eastAsia="es-CO"/>
+        </w:rPr>
+        <w:t>Karoo</w:t>
       </w:r>
       <w:r>
         <w:rPr>
@@ -4144,27 +4097,6 @@
         </w:rPr>
         <w:t>.</w:t>
       </w:r>
-    </w:p>
-    <w:p>
-      <w:pPr>
-        <w:pStyle w:val="Prrafodelista"/>
-        <w:numPr>
-          <w:ilvl w:val="0"/>
-          <w:numId w:val="14"/>
-        </w:numPr>
-        <w:rPr>
-          <w:lang w:eastAsia="es-CO"/>
-        </w:rPr>
-      </w:pPr>
-      <w:proofErr w:type="spellStart"/>
-      <w:r>
-        <w:rPr>
-          <w:lang w:eastAsia="es-CO"/>
-        </w:rPr>
-        <w:lastRenderedPageBreak/>
-        <w:t>Karoo</w:t>
-      </w:r>
-      <w:proofErr w:type="spellEnd"/>
     </w:p>
     <w:p>
       <w:pPr>
@@ -4180,6 +4112,7 @@
           <w:bCs/>
           <w:lang w:eastAsia="es-CO"/>
         </w:rPr>
+        <w:lastRenderedPageBreak/>
         <w:t>Asia y el Pacífico</w:t>
       </w:r>
     </w:p>
@@ -4446,14 +4379,12 @@
           <w:lang w:eastAsia="es-CO"/>
         </w:rPr>
       </w:pPr>
-      <w:proofErr w:type="spellStart"/>
       <w:r>
         <w:rPr>
           <w:lang w:eastAsia="es-CO"/>
         </w:rPr>
         <w:t>Sundaland</w:t>
       </w:r>
-      <w:proofErr w:type="spellEnd"/>
       <w:r>
         <w:rPr>
           <w:lang w:eastAsia="es-CO"/>
@@ -4496,19 +4427,11 @@
           <w:lang w:eastAsia="es-CO"/>
         </w:rPr>
       </w:pPr>
-      <w:proofErr w:type="spellStart"/>
-      <w:r>
-        <w:rPr>
-          <w:lang w:eastAsia="es-CO"/>
-        </w:rPr>
-        <w:t>Ghat</w:t>
-      </w:r>
-      <w:proofErr w:type="spellEnd"/>
-      <w:r>
-        <w:rPr>
-          <w:lang w:eastAsia="es-CO"/>
-        </w:rPr>
-        <w:t xml:space="preserve"> occidentales y Sri Lanka</w:t>
+      <w:r>
+        <w:rPr>
+          <w:lang w:eastAsia="es-CO"/>
+        </w:rPr>
+        <w:t>Ghat occidentales y Sri Lanka</w:t>
       </w:r>
       <w:r>
         <w:rPr>
@@ -4735,7 +4658,6 @@
         <w:rPr>
           <w:lang w:val="es-419" w:eastAsia="es-CO"/>
         </w:rPr>
-        <w:lastRenderedPageBreak/>
         <w:t>Mesoamérica</w:t>
       </w:r>
       <w:r>
@@ -4760,6 +4682,7 @@
         <w:rPr>
           <w:lang w:val="es-419" w:eastAsia="es-CO"/>
         </w:rPr>
+        <w:lastRenderedPageBreak/>
         <w:t>Bosques de pinos y robles madrones</w:t>
       </w:r>
       <w:r>
@@ -4803,6 +4726,12 @@
         </w:rPr>
         <w:t>Bosque Atlántico</w:t>
       </w:r>
+      <w:r>
+        <w:rPr>
+          <w:lang w:val="es-419" w:eastAsia="es-CO"/>
+        </w:rPr>
+        <w:t>.</w:t>
+      </w:r>
     </w:p>
     <w:p>
       <w:pPr>
@@ -4821,6 +4750,12 @@
         </w:rPr>
         <w:t>Cerrado</w:t>
       </w:r>
+      <w:r>
+        <w:rPr>
+          <w:lang w:val="es-419" w:eastAsia="es-CO"/>
+        </w:rPr>
+        <w:t>.</w:t>
+      </w:r>
     </w:p>
     <w:p>
       <w:pPr>
@@ -4839,6 +4774,12 @@
         </w:rPr>
         <w:t>Bosque valdiviano</w:t>
       </w:r>
+      <w:r>
+        <w:rPr>
+          <w:lang w:val="es-419" w:eastAsia="es-CO"/>
+        </w:rPr>
+        <w:t>.</w:t>
+      </w:r>
     </w:p>
     <w:p>
       <w:pPr>
@@ -4857,6 +4798,12 @@
         </w:rPr>
         <w:t>Andes tropicales</w:t>
       </w:r>
+      <w:r>
+        <w:rPr>
+          <w:lang w:val="es-419" w:eastAsia="es-CO"/>
+        </w:rPr>
+        <w:t>.</w:t>
+      </w:r>
     </w:p>
     <w:p>
       <w:pPr>
@@ -4875,6 +4822,12 @@
         </w:rPr>
         <w:t>Chocó biogeográfico</w:t>
       </w:r>
+      <w:r>
+        <w:rPr>
+          <w:lang w:val="es-419" w:eastAsia="es-CO"/>
+        </w:rPr>
+        <w:t>.</w:t>
+      </w:r>
     </w:p>
     <w:p>
       <w:pPr>
@@ -4886,6 +4839,7 @@
       <w:r>
         <w:rPr>
           <w:rStyle w:val="Extranjerismo"/>
+          <w:lang w:val="es-CO"/>
         </w:rPr>
         <w:t>Hotspots</w:t>
       </w:r>
@@ -4978,7 +4932,7 @@
     <w:p>
       <w:pPr>
         <w:rPr>
-          <w:lang w:val="es-419" w:eastAsia="es-CO"/>
+          <w:lang w:eastAsia="es-CO"/>
         </w:rPr>
       </w:pPr>
       <w:r>
@@ -4987,7 +4941,6 @@
         </w:rPr>
         <w:t>Colombia alberga dos </w:t>
       </w:r>
-      <w:proofErr w:type="spellStart"/>
       <w:r>
         <w:rPr>
           <w:rStyle w:val="Extranjerismo"/>
@@ -4995,7 +4948,6 @@
         </w:rPr>
         <w:t>hotspots</w:t>
       </w:r>
-      <w:proofErr w:type="spellEnd"/>
       <w:r>
         <w:rPr>
           <w:lang w:eastAsia="es-CO"/>
@@ -5064,38 +5016,19 @@
         </w:rPr>
         <w:t>Magdalena” y los “Andes Tropicales”.</w:t>
       </w:r>
-      <w:r>
-        <w:rPr>
-          <w:lang w:eastAsia="es-CO"/>
-        </w:rPr>
-        <w:br/>
-      </w:r>
-      <w:r>
-        <w:rPr>
-          <w:lang w:eastAsia="es-CO"/>
-        </w:rPr>
-        <w:br/>
-      </w:r>
+    </w:p>
+    <w:p>
+      <w:pPr>
+        <w:rPr>
+          <w:lang w:val="es-419" w:eastAsia="es-CO"/>
+        </w:rPr>
+      </w:pPr>
       <w:r>
         <w:rPr>
           <w:lang w:eastAsia="es-CO"/>
         </w:rPr>
         <w:lastRenderedPageBreak/>
-        <w:t xml:space="preserve">La </w:t>
-      </w:r>
-      <w:proofErr w:type="spellStart"/>
-      <w:r>
-        <w:rPr>
-          <w:lang w:eastAsia="es-CO"/>
-        </w:rPr>
-        <w:t>bioregión</w:t>
-      </w:r>
-      <w:proofErr w:type="spellEnd"/>
-      <w:r>
-        <w:rPr>
-          <w:lang w:eastAsia="es-CO"/>
-        </w:rPr>
-        <w:t xml:space="preserve"> “Tumbes</w:t>
+        <w:t>La bioregión “Tumbes</w:t>
       </w:r>
       <w:r>
         <w:rPr>
@@ -5618,16 +5551,8 @@
         <w:rPr>
           <w:lang w:eastAsia="es-CO"/>
         </w:rPr>
-        <w:t xml:space="preserve">El informe respalda estas afirmaciones con el estudio de </w:t>
-      </w:r>
-      <w:proofErr w:type="spellStart"/>
-      <w:r>
-        <w:rPr>
-          <w:lang w:eastAsia="es-CO"/>
-        </w:rPr>
-        <w:t>Böhning</w:t>
-      </w:r>
-      <w:proofErr w:type="spellEnd"/>
+        <w:t>El informe respalda estas afirmaciones con el estudio de Böhning</w:t>
+      </w:r>
       <w:r>
         <w:rPr>
           <w:lang w:eastAsia="es-CO"/>
@@ -5646,33 +5571,11 @@
         </w:rPr>
         <w:t xml:space="preserve"> </w:t>
       </w:r>
-      <w:proofErr w:type="spellStart"/>
-      <w:r>
-        <w:rPr>
-          <w:lang w:eastAsia="es-CO"/>
-        </w:rPr>
-        <w:t>Gaese</w:t>
-      </w:r>
-      <w:proofErr w:type="spellEnd"/>
-      <w:r>
-        <w:rPr>
-          <w:lang w:eastAsia="es-CO"/>
-        </w:rPr>
-        <w:t xml:space="preserve">, </w:t>
-      </w:r>
-      <w:proofErr w:type="spellStart"/>
-      <w:r>
-        <w:rPr>
-          <w:lang w:eastAsia="es-CO"/>
-        </w:rPr>
-        <w:t>Jetz</w:t>
-      </w:r>
-      <w:proofErr w:type="spellEnd"/>
-      <w:r>
-        <w:rPr>
-          <w:lang w:eastAsia="es-CO"/>
-        </w:rPr>
-        <w:t xml:space="preserve"> y Schaefer (2008), el cual analiza cómo el cambio climático ha provocado desplazamientos en los rangos de distribución de aves migratorias, afectando la composición y riqueza de sus comunidades.</w:t>
+      <w:r>
+        <w:rPr>
+          <w:lang w:eastAsia="es-CO"/>
+        </w:rPr>
+        <w:t>Gaese, Jetz y Schaefer (2008), el cual analiza cómo el cambio climático ha provocado desplazamientos en los rangos de distribución de aves migratorias, afectando la composición y riqueza de sus comunidades.</w:t>
       </w:r>
     </w:p>
     <w:p>
@@ -6810,6 +6713,9 @@
                 <w:t>https://www.redalyc.org/journal/3217/321759619016/321759619016.pdf</w:t>
               </w:r>
             </w:hyperlink>
+            <w:r>
+              <w:t xml:space="preserve"> </w:t>
+            </w:r>
           </w:p>
         </w:tc>
       </w:tr>
@@ -7122,7 +7028,7 @@
           <w:rStyle w:val="Extranjerismo"/>
           <w:b/>
           <w:bCs/>
-          <w:lang w:eastAsia="es-CO"/>
+          <w:lang w:val="es-CO" w:eastAsia="es-CO"/>
         </w:rPr>
         <w:t>Hotspot</w:t>
       </w:r>
@@ -7519,7 +7425,6 @@
           <w14:ligatures w14:val="none"/>
         </w:rPr>
       </w:pPr>
-      <w:proofErr w:type="spellStart"/>
       <w:r>
         <w:rPr>
           <w:rFonts w:eastAsia="Times New Roman" w:cstheme="minorHAnsi"/>
@@ -7529,19 +7434,7 @@
           <w:lang w:eastAsia="es-CO"/>
           <w14:ligatures w14:val="none"/>
         </w:rPr>
-        <w:t>SiB</w:t>
-      </w:r>
-      <w:proofErr w:type="spellEnd"/>
-      <w:r>
-        <w:rPr>
-          <w:rFonts w:eastAsia="Times New Roman" w:cstheme="minorHAnsi"/>
-          <w:kern w:val="0"/>
-          <w:szCs w:val="28"/>
-          <w:bdr w:val="none" w:sz="0" w:space="0" w:color="auto" w:frame="1"/>
-          <w:lang w:eastAsia="es-CO"/>
-          <w14:ligatures w14:val="none"/>
-        </w:rPr>
-        <w:t xml:space="preserve"> Colombia. (s.f.). Biodiversidad en Cifras. </w:t>
+        <w:t xml:space="preserve">SiB Colombia. (s.f.). Biodiversidad en Cifras. </w:t>
       </w:r>
       <w:hyperlink r:id="rId28" w:history="1">
         <w:r>
@@ -8295,7 +8188,7 @@
                   <v:stroke joinstyle="miter"/>
                   <v:path gradientshapeok="t" o:connecttype="rect"/>
                 </v:shapetype>
-                <v:shape id="_x0000_s1027" type="#_x0000_t202" alt="&quot;&quot;" style="position:absolute;left:0;text-align:left;margin-left:16.1pt;margin-top:.65pt;width:455.15pt;height:41.4pt;z-index:251661312;visibility:visible;mso-wrap-style:square;mso-width-percent:0;mso-height-percent:0;mso-wrap-distance-left:9pt;mso-wrap-distance-top:3.6pt;mso-wrap-distance-right:9pt;mso-wrap-distance-bottom:3.6pt;mso-position-horizontal:absolute;mso-position-horizontal-relative:text;mso-position-vertical:absolute;mso-position-vertical-relative:text;mso-width-percent:0;mso-height-percent:0;mso-width-relative:margin;mso-height-relative:margin;v-text-anchor:top" o:gfxdata="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" stroked="f">
+                <v:shape id="_x0000_s1027" type="#_x0000_t202" alt="&quot;&quot;" style="position:absolute;left:0;text-align:left;margin-left:16.1pt;margin-top:.65pt;width:455.15pt;height:41.4pt;z-index:251661312;visibility:visible;mso-wrap-style:square;mso-width-percent:0;mso-height-percent:0;mso-wrap-distance-left:9pt;mso-wrap-distance-top:3.6pt;mso-wrap-distance-right:9pt;mso-wrap-distance-bottom:3.6pt;mso-position-horizontal:absolute;mso-position-horizontal-relative:text;mso-position-vertical:absolute;mso-position-vertical-relative:text;mso-width-percent:0;mso-height-percent:0;mso-width-relative:margin;mso-height-relative:margin;v-text-anchor:top" o:gfxdata="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" stroked="f">
                   <v:textbox>
                     <w:txbxContent>
                       <w:p>
@@ -12552,21 +12445,10 @@
 </file>
 
 <file path=customXml/item1.xml><?xml version="1.0" encoding="utf-8"?>
-<p:properties xmlns:p="http://schemas.microsoft.com/office/2006/metadata/properties" xmlns:xsi="http://www.w3.org/2001/XMLSchema-instance" xmlns:pc="http://schemas.microsoft.com/office/infopath/2007/PartnerControls">
-  <documentManagement>
-    <TaxCatchAll xmlns="cb45339b-ced9-4d0d-8f64-77573914d53b" xsi:nil="true"/>
-    <lcf76f155ced4ddcb4097134ff3c332f xmlns="43a3ca16-9c26-4813-b83f-4aec9927b43f">
-      <Terms xmlns="http://schemas.microsoft.com/office/infopath/2007/PartnerControls"/>
-    </lcf76f155ced4ddcb4097134ff3c332f>
-  </documentManagement>
-</p:properties>
+<b:Sources xmlns:b="http://schemas.openxmlformats.org/officeDocument/2006/bibliography" xmlns="http://schemas.openxmlformats.org/officeDocument/2006/bibliography" SelectedStyle="\APASixthEditionOfficeOnline.xsl" StyleName="APA" Version="6"/>
 </file>
 
 <file path=customXml/item2.xml><?xml version="1.0" encoding="utf-8"?>
-<b:Sources xmlns:b="http://schemas.openxmlformats.org/officeDocument/2006/bibliography" xmlns="http://schemas.openxmlformats.org/officeDocument/2006/bibliography" SelectedStyle="\APASixthEditionOfficeOnline.xsl" StyleName="APA" Version="6"/>
-</file>
-
-<file path=customXml/item3.xml><?xml version="1.0" encoding="utf-8"?>
 <?mso-contentType ?>
 <FormTemplates xmlns="http://schemas.microsoft.com/sharepoint/v3/contenttype/forms">
   <Display>DocumentLibraryForm</Display>
@@ -12575,7 +12457,7 @@
 </FormTemplates>
 </file>
 
-<file path=customXml/item4.xml><?xml version="1.0" encoding="utf-8"?>
+<file path=customXml/item3.xml><?xml version="1.0" encoding="utf-8"?>
 <ct:contentTypeSchema xmlns:ct="http://schemas.microsoft.com/office/2006/metadata/contentType" xmlns:ma="http://schemas.microsoft.com/office/2006/metadata/properties/metaAttributes" ct:_="" ma:_="" ma:contentTypeName="Documento" ma:contentTypeID="0x01010049282E1EDBE9234EA9E6D38F720E265F" ma:contentTypeVersion="15" ma:contentTypeDescription="Crear nuevo documento." ma:contentTypeScope="" ma:versionID="b31c7aa9eaf043a08b87120b3c4916e3">
   <xsd:schema xmlns:xsd="http://www.w3.org/2001/XMLSchema" xmlns:xs="http://www.w3.org/2001/XMLSchema" xmlns:p="http://schemas.microsoft.com/office/2006/metadata/properties" xmlns:ns2="cb45339b-ced9-4d0d-8f64-77573914d53b" xmlns:ns3="43a3ca16-9c26-4813-b83f-4aec9927b43f" targetNamespace="http://schemas.microsoft.com/office/2006/metadata/properties" ma:root="true" ma:fieldsID="3533d065b04d75c457075bc55f1f5315" ns2:_="" ns3:_="">
     <xsd:import namespace="cb45339b-ced9-4d0d-8f64-77573914d53b"/>
@@ -12810,18 +12692,18 @@
 </ct:contentTypeSchema>
 </file>
 
-<file path=customXml/itemProps1.xml><?xml version="1.0" encoding="utf-8"?>
-<ds:datastoreItem xmlns:ds="http://schemas.openxmlformats.org/officeDocument/2006/customXml" ds:itemID="{26259216-AD86-464A-AEAD-95B1F9E17392}">
-  <ds:schemaRefs>
-    <ds:schemaRef ds:uri="http://schemas.microsoft.com/office/2006/metadata/properties"/>
-    <ds:schemaRef ds:uri="http://schemas.microsoft.com/office/infopath/2007/PartnerControls"/>
-    <ds:schemaRef ds:uri="cb45339b-ced9-4d0d-8f64-77573914d53b"/>
-    <ds:schemaRef ds:uri="43a3ca16-9c26-4813-b83f-4aec9927b43f"/>
-  </ds:schemaRefs>
-</ds:datastoreItem>
+<file path=customXml/item4.xml><?xml version="1.0" encoding="utf-8"?>
+<p:properties xmlns:p="http://schemas.microsoft.com/office/2006/metadata/properties" xmlns:xsi="http://www.w3.org/2001/XMLSchema-instance" xmlns:pc="http://schemas.microsoft.com/office/infopath/2007/PartnerControls">
+  <documentManagement>
+    <TaxCatchAll xmlns="cb45339b-ced9-4d0d-8f64-77573914d53b" xsi:nil="true"/>
+    <lcf76f155ced4ddcb4097134ff3c332f xmlns="43a3ca16-9c26-4813-b83f-4aec9927b43f">
+      <Terms xmlns="http://schemas.microsoft.com/office/infopath/2007/PartnerControls"/>
+    </lcf76f155ced4ddcb4097134ff3c332f>
+  </documentManagement>
+</p:properties>
 </file>
 
-<file path=customXml/itemProps2.xml><?xml version="1.0" encoding="utf-8"?>
+<file path=customXml/itemProps1.xml><?xml version="1.0" encoding="utf-8"?>
 <ds:datastoreItem xmlns:ds="http://schemas.openxmlformats.org/officeDocument/2006/customXml" ds:itemID="{A9F2CEBA-C824-4C86-81A8-E32CBD0EB92D}">
   <ds:schemaRefs>
     <ds:schemaRef ds:uri="http://schemas.openxmlformats.org/officeDocument/2006/bibliography"/>
@@ -12829,7 +12711,7 @@
 </ds:datastoreItem>
 </file>
 
-<file path=customXml/itemProps3.xml><?xml version="1.0" encoding="utf-8"?>
+<file path=customXml/itemProps2.xml><?xml version="1.0" encoding="utf-8"?>
 <ds:datastoreItem xmlns:ds="http://schemas.openxmlformats.org/officeDocument/2006/customXml" ds:itemID="{D00A4A46-BDBD-48AC-87B9-2BA42D9CC06F}">
   <ds:schemaRefs>
     <ds:schemaRef ds:uri="http://schemas.microsoft.com/sharepoint/v3/contenttype/forms"/>
@@ -12837,7 +12719,7 @@
 </ds:datastoreItem>
 </file>
 
-<file path=customXml/itemProps4.xml><?xml version="1.0" encoding="utf-8"?>
+<file path=customXml/itemProps3.xml><?xml version="1.0" encoding="utf-8"?>
 <ds:datastoreItem xmlns:ds="http://schemas.openxmlformats.org/officeDocument/2006/customXml" ds:itemID="{0BC4A0A4-89EA-4C0C-9011-C1B351E892BC}">
   <ds:schemaRefs>
     <ds:schemaRef ds:uri="http://schemas.microsoft.com/office/2006/metadata/contentType"/>
@@ -12854,4 +12736,15 @@
     <ds:schemaRef ds:uri="http://schemas.microsoft.com/internal/obd"/>
   </ds:schemaRefs>
 </ds:datastoreItem>
+</file>
+
+<file path=customXml/itemProps4.xml><?xml version="1.0" encoding="utf-8"?>
+<ds:datastoreItem xmlns:ds="http://schemas.openxmlformats.org/officeDocument/2006/customXml" ds:itemID="{26259216-AD86-464A-AEAD-95B1F9E17392}">
+  <ds:schemaRefs>
+    <ds:schemaRef ds:uri="http://schemas.microsoft.com/office/2006/metadata/properties"/>
+    <ds:schemaRef ds:uri="http://schemas.microsoft.com/office/infopath/2007/PartnerControls"/>
+    <ds:schemaRef ds:uri="cb45339b-ced9-4d0d-8f64-77573914d53b"/>
+    <ds:schemaRef ds:uri="43a3ca16-9c26-4813-b83f-4aec9927b43f"/>
+  </ds:schemaRefs>
+</ds:datastoreItem>
 </file>